--- a/Assets/Document/new/3.男主特殊事件/3.陈予荣/4.0游乐园·职业病已治愈（分歧点前）.docx
+++ b/Assets/Document/new/3.男主特殊事件/3.陈予荣/4.0游乐园·职业病已治愈（分歧点前）.docx
@@ -815,22 +815,74 @@
           <w:szCs w:val="28"/>
           <w:lang w:val="en-US" w:eastAsia="zh-CN"/>
         </w:rPr>
-        <w:t>||</w:t>
-      </w:r>
-      <w:r>
-        <w:rPr>
-          <w:rFonts w:hint="eastAsia"/>
-          <w:sz w:val="28"/>
-          <w:szCs w:val="28"/>
-          <w:lang w:val="en-US" w:eastAsia="zh-CN"/>
-        </w:rPr>
-        <w:t>脱掉眼镜的他看起来有些呆滞</w:t>
-      </w:r>
-      <w:r>
-        <w:rPr>
-          <w:rFonts w:hint="eastAsia"/>
-          <w:sz w:val="28"/>
-          <w:szCs w:val="28"/>
+        <w:t>||脱掉眼镜的他看起来有些呆滞</w:t>
+      </w:r>
+      <w:r>
+        <w:rPr>
+          <w:rFonts w:hint="eastAsia"/>
+          <w:sz w:val="28"/>
+          <w:szCs w:val="28"/>
+        </w:rPr>
+        <w:t>，他默默注视着呼啸而过的列车，像在大脑的后台里强行关闭了一切关于力学和结构的运算||</w:t>
+      </w:r>
+    </w:p>
+    <w:p>
+      <w:pPr>
+        <w:rPr>
+          <w:rFonts w:hint="eastAsia"/>
+          <w:sz w:val="28"/>
+          <w:szCs w:val="28"/>
+        </w:rPr>
+      </w:pPr>
+    </w:p>
+    <w:p>
+      <w:pPr>
+        <w:rPr>
+          <w:rFonts w:hint="eastAsia"/>
+          <w:sz w:val="28"/>
+          <w:szCs w:val="28"/>
+        </w:rPr>
+      </w:pPr>
+      <w:r>
+        <w:rPr>
+          <w:rFonts w:hint="eastAsia"/>
+          <w:sz w:val="28"/>
+          <w:szCs w:val="28"/>
+        </w:rPr>
+        <w:t>||伴随工作人员的播报，你们坐进第一排车厢。列车沿着陡峭的轨道缓慢爬升，随后在高达七十米的最高点悬停||</w:t>
+      </w:r>
+    </w:p>
+    <w:p>
+      <w:pPr>
+        <w:rPr>
+          <w:rFonts w:hint="eastAsia"/>
+          <w:sz w:val="28"/>
+          <w:szCs w:val="28"/>
+        </w:rPr>
+      </w:pPr>
+    </w:p>
+    <w:p>
+      <w:pPr>
+        <w:rPr>
+          <w:rFonts w:hint="eastAsia"/>
+          <w:sz w:val="28"/>
+          <w:szCs w:val="28"/>
+        </w:rPr>
+      </w:pPr>
+      <w:r>
+        <w:rPr>
+          <w:rFonts w:hint="eastAsia"/>
+          <w:sz w:val="28"/>
+          <w:szCs w:val="28"/>
+        </w:rPr>
+        <w:t>||紧接着，车厢以近乎垂直的角度疯狂坠落！强烈的失重感瞬间剥夺了呼吸</w:t>
+      </w:r>
+      <w:r>
+        <w:rPr>
+          <w:rFonts w:hint="eastAsia"/>
+          <w:sz w:val="28"/>
+          <w:szCs w:val="28"/>
+          <w:lang w:eastAsia="zh-CN"/>
         </w:rPr>
         <w:t>，</w:t>
       </w:r>
@@ -840,75 +892,6 @@
           <w:sz w:val="28"/>
           <w:szCs w:val="28"/>
         </w:rPr>
-        <w:t>他默默注视着呼啸而过的列车，像在大脑的后台里强行关闭了一切关于力学和结构的运算||</w:t>
-      </w:r>
-    </w:p>
-    <w:p>
-      <w:pPr>
-        <w:rPr>
-          <w:rFonts w:hint="eastAsia"/>
-          <w:sz w:val="28"/>
-          <w:szCs w:val="28"/>
-        </w:rPr>
-      </w:pPr>
-    </w:p>
-    <w:p>
-      <w:pPr>
-        <w:rPr>
-          <w:rFonts w:hint="eastAsia"/>
-          <w:sz w:val="28"/>
-          <w:szCs w:val="28"/>
-        </w:rPr>
-      </w:pPr>
-      <w:r>
-        <w:rPr>
-          <w:rFonts w:hint="eastAsia"/>
-          <w:sz w:val="28"/>
-          <w:szCs w:val="28"/>
-        </w:rPr>
-        <w:t>||伴随工作人员的播报，你们坐进第一排车厢。列车沿着陡峭的轨道缓慢爬升，随后在高达七十米的最高点悬停||</w:t>
-      </w:r>
-    </w:p>
-    <w:p>
-      <w:pPr>
-        <w:rPr>
-          <w:rFonts w:hint="eastAsia"/>
-          <w:sz w:val="28"/>
-          <w:szCs w:val="28"/>
-        </w:rPr>
-      </w:pPr>
-    </w:p>
-    <w:p>
-      <w:pPr>
-        <w:rPr>
-          <w:rFonts w:hint="eastAsia"/>
-          <w:sz w:val="28"/>
-          <w:szCs w:val="28"/>
-        </w:rPr>
-      </w:pPr>
-      <w:r>
-        <w:rPr>
-          <w:rFonts w:hint="eastAsia"/>
-          <w:sz w:val="28"/>
-          <w:szCs w:val="28"/>
-        </w:rPr>
-        <w:t>||紧接着，车厢以近乎垂直的角度疯狂坠落！强烈的失重感瞬间剥夺了呼吸</w:t>
-      </w:r>
-      <w:r>
-        <w:rPr>
-          <w:rFonts w:hint="eastAsia"/>
-          <w:sz w:val="28"/>
-          <w:szCs w:val="28"/>
-          <w:lang w:eastAsia="zh-CN"/>
-        </w:rPr>
-        <w:t>，</w:t>
-      </w:r>
-      <w:r>
-        <w:rPr>
-          <w:rFonts w:hint="eastAsia"/>
-          <w:sz w:val="28"/>
-          <w:szCs w:val="28"/>
-        </w:rPr>
         <w:t>狂风肆虐中，你艰难地偏头看向陈予荣||</w:t>
       </w:r>
     </w:p>
@@ -935,1135 +918,1143 @@
           <w:sz w:val="28"/>
           <w:szCs w:val="28"/>
         </w:rPr>
-        <w:t>||他脸色苍白，双眼紧闭，嘴唇抿成一条白线，努力维持着面无表情的镇定，但身体却本能地抵抗着重力||</w:t>
-      </w:r>
-    </w:p>
-    <w:p>
-      <w:pPr>
-        <w:rPr>
-          <w:rFonts w:hint="eastAsia"/>
-          <w:sz w:val="28"/>
-          <w:szCs w:val="28"/>
-        </w:rPr>
-      </w:pPr>
-    </w:p>
-    <w:p>
-      <w:pPr>
-        <w:rPr>
-          <w:rFonts w:hint="eastAsia"/>
-          <w:sz w:val="28"/>
-          <w:szCs w:val="28"/>
-        </w:rPr>
-      </w:pPr>
-      <w:r>
-        <w:rPr>
-          <w:rFonts w:hint="eastAsia"/>
-          <w:sz w:val="28"/>
-          <w:szCs w:val="28"/>
-        </w:rPr>
-        <w:t>||然而，就在车厢冲入翻滚的环形轨道、离心力达到顶峰的瞬间，一只</w:t>
-      </w:r>
-      <w:r>
-        <w:rPr>
-          <w:rFonts w:hint="eastAsia"/>
-          <w:sz w:val="28"/>
-          <w:szCs w:val="28"/>
-          <w:lang w:val="en-US" w:eastAsia="zh-CN"/>
-        </w:rPr>
-        <w:t>冰凉</w:t>
-      </w:r>
-      <w:r>
-        <w:rPr>
-          <w:rFonts w:hint="eastAsia"/>
-          <w:sz w:val="28"/>
-          <w:szCs w:val="28"/>
-        </w:rPr>
-        <w:t>僵硬的手，突然死死扣住了你的手腕||</w:t>
-      </w:r>
-    </w:p>
-    <w:p>
-      <w:pPr>
-        <w:rPr>
-          <w:rFonts w:hint="eastAsia"/>
-          <w:sz w:val="28"/>
-          <w:szCs w:val="28"/>
-        </w:rPr>
-      </w:pPr>
-    </w:p>
-    <w:p>
-      <w:pPr>
-        <w:rPr>
-          <w:rFonts w:hint="eastAsia"/>
-          <w:sz w:val="28"/>
-          <w:szCs w:val="28"/>
-          <w:lang w:val="en-US" w:eastAsia="zh-CN"/>
-        </w:rPr>
-      </w:pPr>
-      <w:r>
-        <w:rPr>
-          <w:rFonts w:hint="eastAsia"/>
-          <w:sz w:val="28"/>
-          <w:szCs w:val="28"/>
-        </w:rPr>
-        <w:t>||他的掌心沁出冷汗，手指的力道大得发颤。那不是经过计算的触碰，而是大脑在面临感官过载时，</w:t>
-      </w:r>
-      <w:r>
-        <w:rPr>
-          <w:rFonts w:hint="eastAsia"/>
-          <w:sz w:val="28"/>
-          <w:szCs w:val="28"/>
-          <w:lang w:val="en-US" w:eastAsia="zh-CN"/>
-        </w:rPr>
-        <w:t>防御机制破碎</w:t>
-      </w:r>
-      <w:r>
-        <w:rPr>
-          <w:rFonts w:hint="eastAsia"/>
-          <w:sz w:val="28"/>
-          <w:szCs w:val="28"/>
-        </w:rPr>
-        <w:t>后最原始的攀附</w:t>
-      </w:r>
-      <w:r>
-        <w:rPr>
-          <w:rFonts w:hint="eastAsia"/>
-          <w:sz w:val="28"/>
-          <w:szCs w:val="28"/>
-          <w:lang w:val="en-US" w:eastAsia="zh-CN"/>
-        </w:rPr>
-        <w:t>||</w:t>
-      </w:r>
-    </w:p>
-    <w:p>
-      <w:pPr>
-        <w:rPr>
-          <w:rFonts w:hint="eastAsia"/>
-          <w:sz w:val="28"/>
-          <w:szCs w:val="28"/>
-          <w:lang w:val="en-US" w:eastAsia="zh-CN"/>
-        </w:rPr>
-      </w:pPr>
-    </w:p>
-    <w:p>
-      <w:pPr>
-        <w:rPr>
-          <w:rFonts w:hint="eastAsia"/>
-          <w:sz w:val="28"/>
-          <w:szCs w:val="28"/>
-        </w:rPr>
-      </w:pPr>
-      <w:r>
-        <w:rPr>
-          <w:rFonts w:hint="eastAsia"/>
-          <w:sz w:val="28"/>
-          <w:szCs w:val="28"/>
-          <w:lang w:val="en-US" w:eastAsia="zh-CN"/>
-        </w:rPr>
-        <w:t>||</w:t>
-      </w:r>
-      <w:r>
-        <w:rPr>
-          <w:rFonts w:hint="eastAsia"/>
-          <w:sz w:val="28"/>
-          <w:szCs w:val="28"/>
-        </w:rPr>
-        <w:t>仿佛在失控的重力场里，你是他唯一能抓住的真实存在||</w:t>
-      </w:r>
-    </w:p>
-    <w:p>
-      <w:pPr>
-        <w:rPr>
-          <w:rFonts w:hint="eastAsia"/>
-          <w:sz w:val="28"/>
-          <w:szCs w:val="28"/>
-        </w:rPr>
-      </w:pPr>
-    </w:p>
-    <w:p>
-      <w:pPr>
-        <w:rPr>
-          <w:rFonts w:hint="eastAsia"/>
-          <w:sz w:val="28"/>
-          <w:szCs w:val="28"/>
-        </w:rPr>
-      </w:pPr>
-      <w:r>
-        <w:rPr>
-          <w:rFonts w:hint="eastAsia"/>
-          <w:sz w:val="28"/>
-          <w:szCs w:val="28"/>
-        </w:rPr>
-        <w:t>||十分钟后，你们坐在人工湖边的长椅上休息。陈予荣去买了两瓶冰镇矿泉水</w:t>
-      </w:r>
-      <w:r>
-        <w:rPr>
-          <w:rFonts w:hint="eastAsia"/>
-          <w:sz w:val="28"/>
-          <w:szCs w:val="28"/>
-          <w:lang w:val="en-US" w:eastAsia="zh-CN"/>
-        </w:rPr>
-        <w:t>，</w:t>
-      </w:r>
-      <w:r>
-        <w:rPr>
-          <w:rFonts w:hint="eastAsia"/>
-          <w:sz w:val="28"/>
-          <w:szCs w:val="28"/>
-        </w:rPr>
-        <w:t>喝了一大口水后，理智似乎终于</w:t>
-      </w:r>
-      <w:r>
-        <w:rPr>
-          <w:rFonts w:hint="eastAsia"/>
-          <w:sz w:val="28"/>
-          <w:szCs w:val="28"/>
-          <w:lang w:val="en-US" w:eastAsia="zh-CN"/>
-        </w:rPr>
-        <w:t>回笼</w:t>
-      </w:r>
-      <w:r>
-        <w:rPr>
-          <w:rFonts w:hint="eastAsia"/>
-          <w:sz w:val="28"/>
-          <w:szCs w:val="28"/>
-        </w:rPr>
-        <w:t>||</w:t>
-      </w:r>
-    </w:p>
-    <w:p>
-      <w:pPr>
-        <w:rPr>
-          <w:rFonts w:hint="eastAsia"/>
-          <w:sz w:val="28"/>
-          <w:szCs w:val="28"/>
-        </w:rPr>
-      </w:pPr>
-    </w:p>
-    <w:p>
-      <w:pPr>
-        <w:rPr>
-          <w:rFonts w:hint="eastAsia"/>
-          <w:sz w:val="28"/>
-          <w:szCs w:val="28"/>
-        </w:rPr>
-      </w:pPr>
-      <w:r>
-        <w:rPr>
-          <w:rFonts w:hint="eastAsia"/>
-          <w:sz w:val="28"/>
-          <w:szCs w:val="28"/>
-        </w:rPr>
-        <w:t>||你将</w:t>
-      </w:r>
-      <w:r>
-        <w:rPr>
-          <w:rFonts w:hint="eastAsia"/>
-          <w:sz w:val="28"/>
-          <w:szCs w:val="28"/>
-          <w:lang w:val="en-US" w:eastAsia="zh-CN"/>
-        </w:rPr>
-        <w:t>单反</w:t>
-      </w:r>
-      <w:r>
-        <w:rPr>
-          <w:rFonts w:hint="eastAsia"/>
-          <w:sz w:val="28"/>
-          <w:szCs w:val="28"/>
-        </w:rPr>
-        <w:t>放在腿上，带着几分看透一切的调侃，打破了沉默||</w:t>
-      </w:r>
-    </w:p>
-    <w:p>
-      <w:pPr>
-        <w:rPr>
-          <w:rFonts w:hint="eastAsia"/>
-          <w:sz w:val="28"/>
-          <w:szCs w:val="28"/>
-        </w:rPr>
-      </w:pPr>
-    </w:p>
-    <w:p>
-      <w:pPr>
-        <w:rPr>
-          <w:rFonts w:hint="eastAsia"/>
-          <w:sz w:val="28"/>
-          <w:szCs w:val="28"/>
-        </w:rPr>
-      </w:pPr>
-      <w:r>
-        <w:rPr>
-          <w:rFonts w:hint="eastAsia"/>
-          <w:sz w:val="28"/>
-          <w:szCs w:val="28"/>
-        </w:rPr>
-        <w:t>女主名||“怎么不说话了？我以为刚才排队的时候，你至少会给我分析一下那台过山车的材料抗压系数。”||0000</w:t>
-      </w:r>
-    </w:p>
-    <w:p>
-      <w:pPr>
-        <w:rPr>
-          <w:rFonts w:hint="eastAsia"/>
-          <w:sz w:val="28"/>
-          <w:szCs w:val="28"/>
-        </w:rPr>
-      </w:pPr>
-    </w:p>
-    <w:p>
-      <w:pPr>
-        <w:rPr>
-          <w:rFonts w:hint="eastAsia"/>
-          <w:sz w:val="28"/>
-          <w:szCs w:val="28"/>
-        </w:rPr>
-      </w:pPr>
-      <w:r>
-        <w:rPr>
-          <w:rFonts w:hint="eastAsia"/>
-          <w:sz w:val="28"/>
-          <w:szCs w:val="28"/>
-        </w:rPr>
-        <w:t>||陈予荣</w:t>
-      </w:r>
-      <w:r>
-        <w:rPr>
-          <w:rFonts w:hint="eastAsia"/>
-          <w:sz w:val="28"/>
-          <w:szCs w:val="28"/>
-          <w:lang w:val="en-US" w:eastAsia="zh-CN"/>
-        </w:rPr>
-        <w:t>无奈摊手，脸色苍白地他看起来魂还在天上飞</w:t>
-      </w:r>
-      <w:r>
-        <w:rPr>
-          <w:rFonts w:hint="eastAsia"/>
-          <w:sz w:val="28"/>
-          <w:szCs w:val="28"/>
-        </w:rPr>
-        <w:t>||</w:t>
-      </w:r>
-    </w:p>
-    <w:p>
-      <w:pPr>
-        <w:rPr>
-          <w:rFonts w:hint="eastAsia"/>
-          <w:sz w:val="28"/>
-          <w:szCs w:val="28"/>
-        </w:rPr>
-      </w:pPr>
-    </w:p>
-    <w:p>
-      <w:pPr>
-        <w:rPr>
-          <w:rFonts w:hint="eastAsia"/>
-          <w:sz w:val="28"/>
-          <w:szCs w:val="28"/>
-        </w:rPr>
-      </w:pPr>
-      <w:r>
-        <w:rPr>
-          <w:rFonts w:hint="eastAsia"/>
-          <w:sz w:val="28"/>
-          <w:szCs w:val="28"/>
-        </w:rPr>
-        <w:t>陈予荣||“我强迫自己关掉了大脑里所有的计算程序。”||0000</w:t>
-      </w:r>
-    </w:p>
-    <w:p>
-      <w:pPr>
-        <w:rPr>
-          <w:rFonts w:hint="eastAsia"/>
-          <w:sz w:val="28"/>
-          <w:szCs w:val="28"/>
-        </w:rPr>
-      </w:pPr>
-    </w:p>
-    <w:p>
-      <w:pPr>
-        <w:rPr>
-          <w:rFonts w:hint="eastAsia"/>
-          <w:sz w:val="28"/>
-          <w:szCs w:val="28"/>
-        </w:rPr>
-      </w:pPr>
-      <w:r>
-        <w:rPr>
-          <w:rFonts w:hint="eastAsia"/>
-          <w:sz w:val="28"/>
-          <w:szCs w:val="28"/>
-        </w:rPr>
-        <w:t>陈予荣||“上次在书店你告诉我，人类情感有太多非理性变量。所以我今天试着不去解构受力点，而是去感受风速、失重，以及……||0000</w:t>
-      </w:r>
-    </w:p>
-    <w:p>
-      <w:pPr>
-        <w:rPr>
-          <w:rFonts w:hint="eastAsia"/>
-          <w:sz w:val="28"/>
-          <w:szCs w:val="28"/>
-        </w:rPr>
-      </w:pPr>
-    </w:p>
-    <w:p>
-      <w:pPr>
-        <w:rPr>
-          <w:rFonts w:hint="eastAsia"/>
-          <w:sz w:val="28"/>
-          <w:szCs w:val="28"/>
-        </w:rPr>
-      </w:pPr>
-      <w:r>
-        <w:rPr>
-          <w:rFonts w:hint="eastAsia"/>
-          <w:sz w:val="28"/>
-          <w:szCs w:val="28"/>
-        </w:rPr>
-        <w:t>||他目光下垂，落在了你刚才被他紧紧抓过的手腕上||</w:t>
-      </w:r>
-    </w:p>
-    <w:p>
-      <w:pPr>
-        <w:rPr>
-          <w:rFonts w:hint="eastAsia"/>
-          <w:sz w:val="28"/>
-          <w:szCs w:val="28"/>
-        </w:rPr>
-      </w:pPr>
-    </w:p>
-    <w:p>
-      <w:pPr>
-        <w:rPr>
-          <w:rFonts w:hint="eastAsia"/>
-          <w:sz w:val="28"/>
-          <w:szCs w:val="28"/>
-        </w:rPr>
-      </w:pPr>
-      <w:r>
-        <w:rPr>
-          <w:rFonts w:hint="eastAsia"/>
-          <w:sz w:val="28"/>
-          <w:szCs w:val="28"/>
-        </w:rPr>
-        <w:t>陈予荣||“感受绝对失控下，生理爆发的恐惧……和想要依靠本能。”||0000</w:t>
-      </w:r>
-    </w:p>
-    <w:p>
-      <w:pPr>
-        <w:rPr>
-          <w:rFonts w:hint="eastAsia"/>
-          <w:sz w:val="28"/>
-          <w:szCs w:val="28"/>
-        </w:rPr>
-      </w:pPr>
-    </w:p>
-    <w:p>
-      <w:pPr>
-        <w:rPr>
-          <w:rFonts w:hint="eastAsia"/>
-          <w:sz w:val="28"/>
-          <w:szCs w:val="28"/>
-        </w:rPr>
-      </w:pPr>
-      <w:r>
-        <w:rPr>
-          <w:rFonts w:hint="eastAsia"/>
-          <w:sz w:val="28"/>
-          <w:szCs w:val="28"/>
-        </w:rPr>
-        <w:t>陈予荣||“脱离了数据掌控确实让人恐慌，但我并不排斥这种失控的真实感。”||0000</w:t>
-      </w:r>
-    </w:p>
-    <w:p>
-      <w:pPr>
-        <w:rPr>
-          <w:rFonts w:hint="eastAsia"/>
-          <w:sz w:val="28"/>
-          <w:szCs w:val="28"/>
-        </w:rPr>
-      </w:pPr>
-    </w:p>
-    <w:p>
-      <w:pPr>
-        <w:rPr>
-          <w:rFonts w:hint="eastAsia"/>
-          <w:sz w:val="28"/>
-          <w:szCs w:val="28"/>
-        </w:rPr>
-      </w:pPr>
-      <w:r>
-        <w:rPr>
-          <w:rFonts w:hint="eastAsia"/>
-          <w:sz w:val="28"/>
-          <w:szCs w:val="28"/>
-        </w:rPr>
-        <w:t>陈予荣||“我甚至开始好奇，如果我放弃死板的公式，顺应这种本能，</w:t>
-      </w:r>
-      <w:r>
-        <w:rPr>
-          <w:rFonts w:hint="eastAsia"/>
-          <w:sz w:val="28"/>
-          <w:szCs w:val="28"/>
-          <w:lang w:val="en-US" w:eastAsia="zh-CN"/>
-        </w:rPr>
-        <w:t>我会变成什么样子。</w:t>
-      </w:r>
-      <w:r>
-        <w:rPr>
-          <w:rFonts w:hint="eastAsia"/>
-          <w:sz w:val="28"/>
-          <w:szCs w:val="28"/>
-        </w:rPr>
-        <w:t>”||0000</w:t>
-      </w:r>
-    </w:p>
-    <w:p>
-      <w:pPr>
-        <w:rPr>
-          <w:rFonts w:hint="eastAsia"/>
-          <w:sz w:val="28"/>
-          <w:szCs w:val="28"/>
-        </w:rPr>
-      </w:pPr>
-    </w:p>
-    <w:p>
-      <w:pPr>
-        <w:rPr>
-          <w:rFonts w:hint="eastAsia"/>
-          <w:sz w:val="28"/>
-          <w:szCs w:val="28"/>
-        </w:rPr>
-      </w:pPr>
-      <w:r>
-        <w:rPr>
-          <w:rFonts w:hint="eastAsia"/>
-          <w:sz w:val="28"/>
-          <w:szCs w:val="28"/>
-        </w:rPr>
-        <w:t>【抉择选项】肯定改变，引导探索</w:t>
-      </w:r>
-    </w:p>
-    <w:p>
-      <w:pPr>
-        <w:rPr>
-          <w:rFonts w:hint="eastAsia"/>
-          <w:sz w:val="28"/>
-          <w:szCs w:val="28"/>
-          <w:lang w:val="en-US" w:eastAsia="zh-CN"/>
-        </w:rPr>
-      </w:pPr>
-      <w:r>
-        <w:rPr>
-          <w:rFonts w:hint="eastAsia"/>
-          <w:sz w:val="28"/>
-          <w:szCs w:val="28"/>
-        </w:rPr>
-        <w:t>||你看着他微红的眼角，没有去刻意调侃他刚才的失控</w:t>
-      </w:r>
-      <w:r>
-        <w:rPr>
-          <w:rFonts w:hint="eastAsia"/>
-          <w:sz w:val="28"/>
-          <w:szCs w:val="28"/>
-          <w:lang w:val="en-US" w:eastAsia="zh-CN"/>
-        </w:rPr>
-        <w:t>||</w:t>
-      </w:r>
-    </w:p>
-    <w:p>
-      <w:pPr>
-        <w:rPr>
-          <w:rFonts w:hint="eastAsia"/>
-          <w:sz w:val="28"/>
-          <w:szCs w:val="28"/>
-          <w:lang w:val="en-US" w:eastAsia="zh-CN"/>
-        </w:rPr>
-      </w:pPr>
-    </w:p>
-    <w:p>
-      <w:pPr>
-        <w:rPr>
-          <w:rFonts w:hint="eastAsia"/>
-          <w:sz w:val="28"/>
-          <w:szCs w:val="28"/>
-        </w:rPr>
-      </w:pPr>
-      <w:r>
-        <w:rPr>
-          <w:rFonts w:hint="eastAsia"/>
-          <w:sz w:val="28"/>
-          <w:szCs w:val="28"/>
-          <w:lang w:val="en-US" w:eastAsia="zh-CN"/>
-        </w:rPr>
-        <w:t>||</w:t>
-      </w:r>
-      <w:r>
-        <w:rPr>
-          <w:rFonts w:hint="eastAsia"/>
-          <w:sz w:val="28"/>
-          <w:szCs w:val="28"/>
-        </w:rPr>
-        <w:t>作为一个擅长洞察人性的引导者，你很乐意</w:t>
-      </w:r>
-      <w:r>
-        <w:rPr>
-          <w:rFonts w:hint="eastAsia"/>
-          <w:sz w:val="28"/>
-          <w:szCs w:val="28"/>
-          <w:lang w:val="en-US" w:eastAsia="zh-CN"/>
-        </w:rPr>
-        <w:t>引导懵懂者认识并成为更好的自己</w:t>
-      </w:r>
-      <w:r>
-        <w:rPr>
-          <w:rFonts w:hint="eastAsia"/>
-          <w:sz w:val="28"/>
-          <w:szCs w:val="28"/>
-        </w:rPr>
-        <w:t>||</w:t>
-      </w:r>
-    </w:p>
-    <w:p>
-      <w:pPr>
-        <w:rPr>
-          <w:rFonts w:hint="eastAsia"/>
-          <w:sz w:val="28"/>
-          <w:szCs w:val="28"/>
-        </w:rPr>
-      </w:pPr>
-    </w:p>
-    <w:p>
-      <w:pPr>
-        <w:rPr>
-          <w:rFonts w:hint="eastAsia"/>
-          <w:sz w:val="28"/>
-          <w:szCs w:val="28"/>
-        </w:rPr>
-      </w:pPr>
-      <w:r>
-        <w:rPr>
-          <w:rFonts w:hint="eastAsia"/>
-          <w:sz w:val="28"/>
-          <w:szCs w:val="28"/>
-        </w:rPr>
-        <w:t>女主名||“放弃死板的公式去拥抱本能，这是一个很好的开始</w:t>
-      </w:r>
-      <w:r>
-        <w:rPr>
-          <w:rFonts w:hint="eastAsia"/>
-          <w:sz w:val="28"/>
-          <w:szCs w:val="28"/>
-          <w:lang w:val="en-US" w:eastAsia="zh-CN"/>
-        </w:rPr>
-        <w:t>。</w:t>
-      </w:r>
-      <w:r>
-        <w:rPr>
-          <w:rFonts w:hint="eastAsia"/>
-          <w:sz w:val="28"/>
-          <w:szCs w:val="28"/>
-        </w:rPr>
-        <w:t>人，正是因为有了这些不可控的恐惧、脆弱和依赖，才足够鲜活。”||0000</w:t>
-      </w:r>
-    </w:p>
-    <w:p>
-      <w:pPr>
-        <w:rPr>
-          <w:rFonts w:hint="eastAsia"/>
-          <w:sz w:val="28"/>
-          <w:szCs w:val="28"/>
-        </w:rPr>
-      </w:pPr>
-    </w:p>
-    <w:p>
-      <w:pPr>
-        <w:rPr>
-          <w:rFonts w:hint="eastAsia"/>
-          <w:sz w:val="28"/>
-          <w:szCs w:val="28"/>
-        </w:rPr>
-      </w:pPr>
-      <w:r>
-        <w:rPr>
-          <w:rFonts w:hint="eastAsia"/>
-          <w:sz w:val="28"/>
-          <w:szCs w:val="28"/>
-        </w:rPr>
-        <w:t>||你语气温和，带着一种人生导师般的包容与肯定，给予了他</w:t>
-      </w:r>
-      <w:r>
-        <w:rPr>
-          <w:rFonts w:hint="eastAsia"/>
-          <w:sz w:val="28"/>
-          <w:szCs w:val="28"/>
-          <w:lang w:val="en-US" w:eastAsia="zh-CN"/>
-        </w:rPr>
-        <w:t>此刻</w:t>
-      </w:r>
-      <w:r>
-        <w:rPr>
-          <w:rFonts w:hint="eastAsia"/>
-          <w:sz w:val="28"/>
-          <w:szCs w:val="28"/>
-        </w:rPr>
-        <w:t>最需要的</w:t>
-      </w:r>
-      <w:r>
-        <w:rPr>
-          <w:rFonts w:hint="eastAsia"/>
-          <w:sz w:val="28"/>
-          <w:szCs w:val="28"/>
-          <w:lang w:val="en-US" w:eastAsia="zh-CN"/>
-        </w:rPr>
-        <w:t>回馈</w:t>
-      </w:r>
-      <w:r>
-        <w:rPr>
-          <w:rFonts w:hint="eastAsia"/>
-          <w:sz w:val="28"/>
-          <w:szCs w:val="28"/>
-        </w:rPr>
-        <w:t>||</w:t>
-      </w:r>
-    </w:p>
-    <w:p>
-      <w:pPr>
-        <w:rPr>
-          <w:rFonts w:hint="eastAsia"/>
-          <w:sz w:val="28"/>
-          <w:szCs w:val="28"/>
-        </w:rPr>
-      </w:pPr>
-    </w:p>
-    <w:p>
-      <w:pPr>
-        <w:rPr>
-          <w:rFonts w:hint="eastAsia"/>
-          <w:sz w:val="28"/>
-          <w:szCs w:val="28"/>
-        </w:rPr>
-      </w:pPr>
-      <w:r>
-        <w:rPr>
-          <w:rFonts w:hint="eastAsia"/>
-          <w:sz w:val="28"/>
-          <w:szCs w:val="28"/>
-        </w:rPr>
-        <w:t>女主名||“你不再试图掌控一切，而是允许自己失控，这证明你的认知系统正在升级。去慢慢感受吧，我很期待看到你彻底蜕变后的样子。”||0000</w:t>
-      </w:r>
-    </w:p>
-    <w:p>
-      <w:pPr>
-        <w:rPr>
-          <w:rFonts w:hint="eastAsia"/>
-          <w:sz w:val="28"/>
-          <w:szCs w:val="28"/>
-        </w:rPr>
-      </w:pPr>
-    </w:p>
-    <w:p>
-      <w:pPr>
-        <w:rPr>
-          <w:rFonts w:hint="eastAsia"/>
-          <w:sz w:val="28"/>
-          <w:szCs w:val="28"/>
-        </w:rPr>
-      </w:pPr>
-      <w:r>
-        <w:rPr>
-          <w:rFonts w:hint="eastAsia"/>
-          <w:sz w:val="28"/>
-          <w:szCs w:val="28"/>
-        </w:rPr>
-        <w:t>||面对你的肯定与引导，陈予荣的眼眸亮了几分，那份智性与精神上的双重折服，无声地落在他沉静却不再平静的眼底||</w:t>
-      </w:r>
-    </w:p>
-    <w:p>
-      <w:pPr>
-        <w:rPr>
-          <w:rFonts w:hint="eastAsia"/>
-          <w:sz w:val="28"/>
-          <w:szCs w:val="28"/>
-        </w:rPr>
-      </w:pPr>
-    </w:p>
-    <w:p>
-      <w:pPr>
-        <w:rPr>
-          <w:rFonts w:hint="default" w:eastAsiaTheme="minorEastAsia"/>
-          <w:sz w:val="28"/>
-          <w:szCs w:val="28"/>
-          <w:lang w:val="en-US" w:eastAsia="zh-CN"/>
-        </w:rPr>
-      </w:pPr>
-      <w:r>
-        <w:rPr>
-          <w:rFonts w:hint="eastAsia"/>
-          <w:sz w:val="28"/>
-          <w:szCs w:val="28"/>
-        </w:rPr>
-        <w:t>【抉择选项】</w:t>
-      </w:r>
-      <w:r>
-        <w:rPr>
-          <w:rFonts w:hint="eastAsia"/>
-          <w:sz w:val="28"/>
-          <w:szCs w:val="28"/>
-          <w:lang w:val="en-US" w:eastAsia="zh-CN"/>
-        </w:rPr>
-        <w:t>提前防止钻牛角尖</w:t>
-      </w:r>
-    </w:p>
-    <w:p>
-      <w:pPr>
-        <w:rPr>
-          <w:rFonts w:hint="eastAsia"/>
-          <w:sz w:val="28"/>
-          <w:szCs w:val="28"/>
-        </w:rPr>
-      </w:pPr>
-      <w:r>
-        <w:rPr>
-          <w:rFonts w:hint="eastAsia"/>
-          <w:sz w:val="28"/>
-          <w:szCs w:val="28"/>
-        </w:rPr>
-        <w:t>||你对他</w:t>
-      </w:r>
-      <w:r>
-        <w:rPr>
-          <w:rFonts w:hint="eastAsia"/>
-          <w:sz w:val="28"/>
-          <w:szCs w:val="28"/>
-          <w:lang w:val="en-US" w:eastAsia="zh-CN"/>
-        </w:rPr>
-        <w:t>的进步感到欣慰</w:t>
-      </w:r>
-      <w:r>
-        <w:rPr>
-          <w:rFonts w:hint="eastAsia"/>
-          <w:sz w:val="28"/>
-          <w:szCs w:val="28"/>
-          <w:lang w:eastAsia="zh-CN"/>
-        </w:rPr>
-        <w:t>，</w:t>
-      </w:r>
-      <w:r>
-        <w:rPr>
-          <w:rFonts w:hint="eastAsia"/>
-          <w:sz w:val="28"/>
-          <w:szCs w:val="28"/>
-        </w:rPr>
-        <w:t>但作为理智的观察者，你觉得有必要给他泼一盆冷水，防止他从一个极端走向另一个极端。||</w:t>
-      </w:r>
-    </w:p>
-    <w:p>
-      <w:pPr>
-        <w:rPr>
-          <w:rFonts w:hint="eastAsia"/>
-          <w:sz w:val="28"/>
-          <w:szCs w:val="28"/>
-        </w:rPr>
-      </w:pPr>
-    </w:p>
-    <w:p>
-      <w:pPr>
-        <w:rPr>
-          <w:rFonts w:hint="eastAsia"/>
-          <w:sz w:val="28"/>
-          <w:szCs w:val="28"/>
-        </w:rPr>
-      </w:pPr>
-      <w:r>
-        <w:rPr>
-          <w:rFonts w:hint="eastAsia"/>
-          <w:sz w:val="28"/>
-          <w:szCs w:val="28"/>
-        </w:rPr>
-        <w:t>女主名||“能勇于打破认知壁垒，这种实验精神值得肯定。但作为</w:t>
-      </w:r>
-      <w:r>
-        <w:rPr>
-          <w:rFonts w:hint="eastAsia"/>
-          <w:sz w:val="28"/>
-          <w:szCs w:val="28"/>
-          <w:lang w:val="en-US" w:eastAsia="zh-CN"/>
-        </w:rPr>
-        <w:t>旁观者</w:t>
-      </w:r>
-      <w:r>
-        <w:rPr>
-          <w:rFonts w:hint="eastAsia"/>
-          <w:sz w:val="28"/>
-          <w:szCs w:val="28"/>
-        </w:rPr>
-        <w:t>，我得提醒你一句。”||0000</w:t>
-      </w:r>
-    </w:p>
-    <w:p>
-      <w:pPr>
-        <w:rPr>
-          <w:rFonts w:hint="eastAsia"/>
-          <w:sz w:val="28"/>
-          <w:szCs w:val="28"/>
-        </w:rPr>
-      </w:pPr>
-    </w:p>
-    <w:p>
-      <w:pPr>
-        <w:rPr>
-          <w:rFonts w:hint="default"/>
-          <w:sz w:val="28"/>
-          <w:szCs w:val="28"/>
-          <w:lang w:val="en-US" w:eastAsia="zh-CN"/>
-        </w:rPr>
-      </w:pPr>
-      <w:r>
-        <w:rPr>
-          <w:rFonts w:hint="eastAsia"/>
-          <w:sz w:val="28"/>
-          <w:szCs w:val="28"/>
-        </w:rPr>
-        <w:t>女主名||“偶尔顺应本能可以释放压力，但不要彻底被它支配</w:t>
-      </w:r>
-      <w:r>
-        <w:rPr>
-          <w:rFonts w:hint="eastAsia"/>
-          <w:sz w:val="28"/>
-          <w:szCs w:val="28"/>
-          <w:lang w:val="en-US" w:eastAsia="zh-CN"/>
-        </w:rPr>
-        <w:t>||0000</w:t>
-      </w:r>
-    </w:p>
-    <w:p>
-      <w:pPr>
-        <w:rPr>
-          <w:rFonts w:hint="eastAsia"/>
-          <w:sz w:val="28"/>
-          <w:szCs w:val="28"/>
-          <w:lang w:val="en-US" w:eastAsia="zh-CN"/>
-        </w:rPr>
-      </w:pPr>
-    </w:p>
-    <w:p>
-      <w:pPr>
-        <w:rPr>
-          <w:rFonts w:hint="eastAsia"/>
-          <w:sz w:val="28"/>
-          <w:szCs w:val="28"/>
-        </w:rPr>
-      </w:pPr>
-      <w:r>
-        <w:rPr>
-          <w:rFonts w:hint="eastAsia"/>
-          <w:sz w:val="28"/>
-          <w:szCs w:val="28"/>
-          <w:lang w:val="en-US" w:eastAsia="zh-CN"/>
-        </w:rPr>
-        <w:t>女主名||</w:t>
-      </w:r>
-      <w:r>
-        <w:rPr>
-          <w:rFonts w:hint="eastAsia"/>
-          <w:sz w:val="28"/>
-          <w:szCs w:val="28"/>
-        </w:rPr>
-        <w:t>过山车这种极端失重的环境，会让人分泌大量肾上腺素，这是一种极具欺骗性的生理唤醒。”||0000</w:t>
-      </w:r>
-    </w:p>
-    <w:p>
-      <w:pPr>
-        <w:rPr>
-          <w:rFonts w:hint="eastAsia"/>
-          <w:sz w:val="28"/>
-          <w:szCs w:val="28"/>
-        </w:rPr>
-      </w:pPr>
-    </w:p>
-    <w:p>
-      <w:pPr>
-        <w:rPr>
-          <w:rFonts w:hint="eastAsia"/>
-          <w:sz w:val="28"/>
-          <w:szCs w:val="28"/>
-          <w:lang w:val="en-US" w:eastAsia="zh-CN"/>
-        </w:rPr>
-      </w:pPr>
-      <w:r>
-        <w:rPr>
-          <w:rFonts w:hint="eastAsia"/>
-          <w:sz w:val="28"/>
-          <w:szCs w:val="28"/>
-        </w:rPr>
-        <w:t>女主名||“不要把你为了抵抗重力而产生的本能求生欲，错当成可以颠覆你人生架构的唯一真理</w:t>
-      </w:r>
-      <w:r>
-        <w:rPr>
-          <w:rFonts w:hint="eastAsia"/>
-          <w:sz w:val="28"/>
-          <w:szCs w:val="28"/>
-          <w:lang w:val="en-US" w:eastAsia="zh-CN"/>
-        </w:rPr>
-        <w:t>||0000</w:t>
-      </w:r>
-    </w:p>
-    <w:p>
-      <w:pPr>
-        <w:rPr>
-          <w:rFonts w:hint="eastAsia"/>
-          <w:sz w:val="28"/>
-          <w:szCs w:val="28"/>
-          <w:lang w:val="en-US" w:eastAsia="zh-CN"/>
-        </w:rPr>
-      </w:pPr>
-    </w:p>
-    <w:p>
-      <w:pPr>
-        <w:rPr>
-          <w:rFonts w:hint="eastAsia"/>
-          <w:sz w:val="28"/>
-          <w:szCs w:val="28"/>
-        </w:rPr>
-      </w:pPr>
-      <w:r>
-        <w:rPr>
-          <w:rFonts w:hint="eastAsia"/>
-          <w:sz w:val="28"/>
-          <w:szCs w:val="28"/>
-          <w:lang w:val="en-US" w:eastAsia="zh-CN"/>
-        </w:rPr>
-        <w:t>女主名||贸然</w:t>
-      </w:r>
-      <w:r>
-        <w:rPr>
-          <w:rFonts w:hint="eastAsia"/>
-          <w:sz w:val="28"/>
-          <w:szCs w:val="28"/>
-        </w:rPr>
-        <w:t>丢掉所有理智的公式，你可能会摔得很惨。”||0000</w:t>
-      </w:r>
-    </w:p>
-    <w:p>
-      <w:pPr>
-        <w:rPr>
-          <w:rFonts w:hint="eastAsia"/>
-          <w:sz w:val="28"/>
-          <w:szCs w:val="28"/>
-        </w:rPr>
-      </w:pPr>
-    </w:p>
-    <w:p>
-      <w:pPr>
-        <w:rPr>
-          <w:rFonts w:hint="eastAsia"/>
-          <w:sz w:val="28"/>
-          <w:szCs w:val="28"/>
-        </w:rPr>
-      </w:pPr>
-      <w:r>
-        <w:rPr>
-          <w:rFonts w:hint="eastAsia"/>
-          <w:sz w:val="28"/>
-          <w:szCs w:val="28"/>
-        </w:rPr>
-        <w:t>||你这番导师般严苛的</w:t>
-      </w:r>
-      <w:r>
-        <w:rPr>
-          <w:rFonts w:hint="eastAsia"/>
-          <w:sz w:val="28"/>
-          <w:szCs w:val="28"/>
-          <w:lang w:val="en-US" w:eastAsia="zh-CN"/>
-        </w:rPr>
-        <w:t>言论</w:t>
-      </w:r>
-      <w:r>
-        <w:rPr>
-          <w:rFonts w:hint="eastAsia"/>
-          <w:sz w:val="28"/>
-          <w:szCs w:val="28"/>
-        </w:rPr>
-        <w:t>，让陈予荣身体一僵。他眼底翻涌的波澜被强行压抑，化作一声沉闷却透着执拗的自嘲||</w:t>
-      </w:r>
-    </w:p>
-    <w:p>
-      <w:pPr>
-        <w:rPr>
-          <w:rFonts w:hint="eastAsia"/>
-          <w:sz w:val="28"/>
-          <w:szCs w:val="28"/>
-        </w:rPr>
-      </w:pPr>
-    </w:p>
-    <w:p>
-      <w:pPr>
-        <w:rPr>
-          <w:rFonts w:hint="eastAsia"/>
-          <w:sz w:val="28"/>
-          <w:szCs w:val="28"/>
-        </w:rPr>
-      </w:pPr>
-      <w:r>
-        <w:rPr>
-          <w:rFonts w:hint="eastAsia"/>
-          <w:sz w:val="28"/>
-          <w:szCs w:val="28"/>
-        </w:rPr>
-        <w:t>陈予荣||“你总是能指出实验里的干扰项</w:t>
-      </w:r>
-      <w:r>
-        <w:rPr>
-          <w:rFonts w:hint="eastAsia"/>
-          <w:sz w:val="28"/>
-          <w:szCs w:val="28"/>
-          <w:lang w:eastAsia="zh-CN"/>
-        </w:rPr>
-        <w:t>，</w:t>
-      </w:r>
-      <w:r>
-        <w:rPr>
-          <w:rFonts w:hint="eastAsia"/>
-          <w:sz w:val="28"/>
-          <w:szCs w:val="28"/>
-        </w:rPr>
-        <w:t>连我的本能反应，都能被你解构成生理学上的欺骗。”||0000</w:t>
-      </w:r>
-    </w:p>
-    <w:p>
-      <w:pPr>
-        <w:rPr>
-          <w:rFonts w:hint="eastAsia"/>
-          <w:sz w:val="28"/>
-          <w:szCs w:val="28"/>
-        </w:rPr>
-      </w:pPr>
-    </w:p>
-    <w:p>
-      <w:pPr>
-        <w:rPr>
-          <w:rFonts w:hint="eastAsia"/>
-          <w:sz w:val="28"/>
-          <w:szCs w:val="28"/>
-        </w:rPr>
-      </w:pPr>
-      <w:r>
-        <w:rPr>
-          <w:rFonts w:hint="eastAsia"/>
-          <w:sz w:val="28"/>
-          <w:szCs w:val="28"/>
-        </w:rPr>
-        <w:t>||他重新坐直了身体，</w:t>
-      </w:r>
-      <w:r>
-        <w:rPr>
-          <w:rFonts w:hint="eastAsia"/>
-          <w:sz w:val="28"/>
-          <w:szCs w:val="28"/>
-          <w:lang w:val="en-US" w:eastAsia="zh-CN"/>
-        </w:rPr>
-        <w:t>目光因你的严厉更加坚定</w:t>
+        <w:t>||他脸色苍白，双眼紧闭，嘴唇抿成一条</w:t>
       </w:r>
       <w:bookmarkStart w:id="0" w:name="_GoBack"/>
       <w:bookmarkEnd w:id="0"/>
+      <w:r>
+        <w:rPr>
+          <w:rFonts w:hint="eastAsia"/>
+          <w:sz w:val="28"/>
+          <w:szCs w:val="28"/>
+        </w:rPr>
+        <w:t>线，努力维持着面无表情的镇定，但身体却本能地抵抗着重力||</w:t>
+      </w:r>
+    </w:p>
+    <w:p>
+      <w:pPr>
+        <w:rPr>
+          <w:rFonts w:hint="eastAsia"/>
+          <w:sz w:val="28"/>
+          <w:szCs w:val="28"/>
+        </w:rPr>
+      </w:pPr>
+    </w:p>
+    <w:p>
+      <w:pPr>
+        <w:rPr>
+          <w:rFonts w:hint="eastAsia"/>
+          <w:sz w:val="28"/>
+          <w:szCs w:val="28"/>
+        </w:rPr>
+      </w:pPr>
+      <w:r>
+        <w:rPr>
+          <w:rFonts w:hint="eastAsia"/>
+          <w:sz w:val="28"/>
+          <w:szCs w:val="28"/>
+        </w:rPr>
+        <w:t>||然而，就在车厢冲入翻滚的环形轨道、离心力达到顶峰的瞬间，一只</w:t>
+      </w:r>
+      <w:r>
+        <w:rPr>
+          <w:rFonts w:hint="eastAsia"/>
+          <w:sz w:val="28"/>
+          <w:szCs w:val="28"/>
+          <w:lang w:val="en-US" w:eastAsia="zh-CN"/>
+        </w:rPr>
+        <w:t>冰凉</w:t>
+      </w:r>
+      <w:r>
+        <w:rPr>
+          <w:rFonts w:hint="eastAsia"/>
+          <w:sz w:val="28"/>
+          <w:szCs w:val="28"/>
+        </w:rPr>
+        <w:t>僵硬的手，突然死死扣住了你的手腕||</w:t>
+      </w:r>
+    </w:p>
+    <w:p>
+      <w:pPr>
+        <w:rPr>
+          <w:rFonts w:hint="eastAsia"/>
+          <w:sz w:val="28"/>
+          <w:szCs w:val="28"/>
+        </w:rPr>
+      </w:pPr>
+    </w:p>
+    <w:p>
+      <w:pPr>
+        <w:rPr>
+          <w:rFonts w:hint="eastAsia"/>
+          <w:sz w:val="28"/>
+          <w:szCs w:val="28"/>
+          <w:lang w:val="en-US" w:eastAsia="zh-CN"/>
+        </w:rPr>
+      </w:pPr>
+      <w:r>
+        <w:rPr>
+          <w:rFonts w:hint="eastAsia"/>
+          <w:sz w:val="28"/>
+          <w:szCs w:val="28"/>
+        </w:rPr>
+        <w:t>||他的掌心沁出冷汗，手指的力道大得发颤。那不是经过计算的触碰，而是大脑在面临感官过载时，</w:t>
+      </w:r>
+      <w:r>
+        <w:rPr>
+          <w:rFonts w:hint="eastAsia"/>
+          <w:sz w:val="28"/>
+          <w:szCs w:val="28"/>
+          <w:lang w:val="en-US" w:eastAsia="zh-CN"/>
+        </w:rPr>
+        <w:t>防御机制破碎</w:t>
+      </w:r>
+      <w:r>
+        <w:rPr>
+          <w:rFonts w:hint="eastAsia"/>
+          <w:sz w:val="28"/>
+          <w:szCs w:val="28"/>
+        </w:rPr>
+        <w:t>后最原始的攀附</w:t>
+      </w:r>
+      <w:r>
+        <w:rPr>
+          <w:rFonts w:hint="eastAsia"/>
+          <w:sz w:val="28"/>
+          <w:szCs w:val="28"/>
+          <w:lang w:val="en-US" w:eastAsia="zh-CN"/>
+        </w:rPr>
+        <w:t>||</w:t>
+      </w:r>
+    </w:p>
+    <w:p>
+      <w:pPr>
+        <w:rPr>
+          <w:rFonts w:hint="eastAsia"/>
+          <w:sz w:val="28"/>
+          <w:szCs w:val="28"/>
+          <w:lang w:val="en-US" w:eastAsia="zh-CN"/>
+        </w:rPr>
+      </w:pPr>
+    </w:p>
+    <w:p>
+      <w:pPr>
+        <w:rPr>
+          <w:rFonts w:hint="eastAsia"/>
+          <w:sz w:val="28"/>
+          <w:szCs w:val="28"/>
+        </w:rPr>
+      </w:pPr>
+      <w:r>
+        <w:rPr>
+          <w:rFonts w:hint="eastAsia"/>
+          <w:sz w:val="28"/>
+          <w:szCs w:val="28"/>
+          <w:lang w:val="en-US" w:eastAsia="zh-CN"/>
+        </w:rPr>
+        <w:t>||</w:t>
+      </w:r>
+      <w:r>
+        <w:rPr>
+          <w:rFonts w:hint="eastAsia"/>
+          <w:sz w:val="28"/>
+          <w:szCs w:val="28"/>
+        </w:rPr>
+        <w:t>仿佛在失控的重力场里，你是他唯一能抓住的真实存在||</w:t>
+      </w:r>
+    </w:p>
+    <w:p>
+      <w:pPr>
+        <w:rPr>
+          <w:rFonts w:hint="eastAsia"/>
+          <w:sz w:val="28"/>
+          <w:szCs w:val="28"/>
+        </w:rPr>
+      </w:pPr>
+    </w:p>
+    <w:p>
+      <w:pPr>
+        <w:rPr>
+          <w:rFonts w:hint="eastAsia"/>
+          <w:sz w:val="28"/>
+          <w:szCs w:val="28"/>
+        </w:rPr>
+      </w:pPr>
+      <w:r>
+        <w:rPr>
+          <w:rFonts w:hint="eastAsia"/>
+          <w:sz w:val="28"/>
+          <w:szCs w:val="28"/>
+        </w:rPr>
+        <w:t>||十分钟后，你们坐在人工湖边的长椅上休息。陈予荣去买了两瓶冰镇矿泉水</w:t>
+      </w:r>
+      <w:r>
+        <w:rPr>
+          <w:rFonts w:hint="eastAsia"/>
+          <w:sz w:val="28"/>
+          <w:szCs w:val="28"/>
+          <w:lang w:val="en-US" w:eastAsia="zh-CN"/>
+        </w:rPr>
+        <w:t>，</w:t>
+      </w:r>
+      <w:r>
+        <w:rPr>
+          <w:rFonts w:hint="eastAsia"/>
+          <w:sz w:val="28"/>
+          <w:szCs w:val="28"/>
+        </w:rPr>
+        <w:t>喝了一大口水后，理智似乎终于</w:t>
+      </w:r>
+      <w:r>
+        <w:rPr>
+          <w:rFonts w:hint="eastAsia"/>
+          <w:sz w:val="28"/>
+          <w:szCs w:val="28"/>
+          <w:lang w:val="en-US" w:eastAsia="zh-CN"/>
+        </w:rPr>
+        <w:t>回笼</w:t>
+      </w:r>
+      <w:r>
+        <w:rPr>
+          <w:rFonts w:hint="eastAsia"/>
+          <w:sz w:val="28"/>
+          <w:szCs w:val="28"/>
+        </w:rPr>
+        <w:t>||</w:t>
+      </w:r>
+    </w:p>
+    <w:p>
+      <w:pPr>
+        <w:rPr>
+          <w:rFonts w:hint="eastAsia"/>
+          <w:sz w:val="28"/>
+          <w:szCs w:val="28"/>
+        </w:rPr>
+      </w:pPr>
+    </w:p>
+    <w:p>
+      <w:pPr>
+        <w:rPr>
+          <w:rFonts w:hint="eastAsia"/>
+          <w:sz w:val="28"/>
+          <w:szCs w:val="28"/>
+        </w:rPr>
+      </w:pPr>
+      <w:r>
+        <w:rPr>
+          <w:rFonts w:hint="eastAsia"/>
+          <w:sz w:val="28"/>
+          <w:szCs w:val="28"/>
+        </w:rPr>
+        <w:t>||你将</w:t>
+      </w:r>
+      <w:r>
+        <w:rPr>
+          <w:rFonts w:hint="eastAsia"/>
+          <w:sz w:val="28"/>
+          <w:szCs w:val="28"/>
+          <w:lang w:val="en-US" w:eastAsia="zh-CN"/>
+        </w:rPr>
+        <w:t>单反</w:t>
+      </w:r>
+      <w:r>
+        <w:rPr>
+          <w:rFonts w:hint="eastAsia"/>
+          <w:sz w:val="28"/>
+          <w:szCs w:val="28"/>
+        </w:rPr>
+        <w:t>放在腿上，带着几分看透一切的调侃，打破了沉默||</w:t>
+      </w:r>
+    </w:p>
+    <w:p>
+      <w:pPr>
+        <w:rPr>
+          <w:rFonts w:hint="eastAsia"/>
+          <w:sz w:val="28"/>
+          <w:szCs w:val="28"/>
+        </w:rPr>
+      </w:pPr>
+    </w:p>
+    <w:p>
+      <w:pPr>
+        <w:rPr>
+          <w:rFonts w:hint="eastAsia"/>
+          <w:sz w:val="28"/>
+          <w:szCs w:val="28"/>
+        </w:rPr>
+      </w:pPr>
+      <w:r>
+        <w:rPr>
+          <w:rFonts w:hint="eastAsia"/>
+          <w:sz w:val="28"/>
+          <w:szCs w:val="28"/>
+        </w:rPr>
+        <w:t>女主名||“怎么不说话了？我以为刚才排队的时候，你至少会给我分析一下那台过山车的材料抗压系数。”||0000</w:t>
+      </w:r>
+    </w:p>
+    <w:p>
+      <w:pPr>
+        <w:rPr>
+          <w:rFonts w:hint="eastAsia"/>
+          <w:sz w:val="28"/>
+          <w:szCs w:val="28"/>
+        </w:rPr>
+      </w:pPr>
+    </w:p>
+    <w:p>
+      <w:pPr>
+        <w:rPr>
+          <w:rFonts w:hint="eastAsia"/>
+          <w:sz w:val="28"/>
+          <w:szCs w:val="28"/>
+        </w:rPr>
+      </w:pPr>
+      <w:r>
+        <w:rPr>
+          <w:rFonts w:hint="eastAsia"/>
+          <w:sz w:val="28"/>
+          <w:szCs w:val="28"/>
+        </w:rPr>
+        <w:t>||陈予荣</w:t>
+      </w:r>
+      <w:r>
+        <w:rPr>
+          <w:rFonts w:hint="eastAsia"/>
+          <w:sz w:val="28"/>
+          <w:szCs w:val="28"/>
+          <w:lang w:val="en-US" w:eastAsia="zh-CN"/>
+        </w:rPr>
+        <w:t>无奈摊手，脸色苍白地他看起来魂还在天上飞</w:t>
+      </w:r>
+      <w:r>
+        <w:rPr>
+          <w:rFonts w:hint="eastAsia"/>
+          <w:sz w:val="28"/>
+          <w:szCs w:val="28"/>
+        </w:rPr>
+        <w:t>||</w:t>
+      </w:r>
+    </w:p>
+    <w:p>
+      <w:pPr>
+        <w:rPr>
+          <w:rFonts w:hint="eastAsia"/>
+          <w:sz w:val="28"/>
+          <w:szCs w:val="28"/>
+        </w:rPr>
+      </w:pPr>
+    </w:p>
+    <w:p>
+      <w:pPr>
+        <w:rPr>
+          <w:rFonts w:hint="eastAsia"/>
+          <w:sz w:val="28"/>
+          <w:szCs w:val="28"/>
+        </w:rPr>
+      </w:pPr>
+      <w:r>
+        <w:rPr>
+          <w:rFonts w:hint="eastAsia"/>
+          <w:sz w:val="28"/>
+          <w:szCs w:val="28"/>
+        </w:rPr>
+        <w:t>陈予荣||“我强迫自己关掉了大脑里所有的计算程序。”||0000</w:t>
+      </w:r>
+    </w:p>
+    <w:p>
+      <w:pPr>
+        <w:rPr>
+          <w:rFonts w:hint="eastAsia"/>
+          <w:sz w:val="28"/>
+          <w:szCs w:val="28"/>
+        </w:rPr>
+      </w:pPr>
+    </w:p>
+    <w:p>
+      <w:pPr>
+        <w:rPr>
+          <w:rFonts w:hint="eastAsia"/>
+          <w:sz w:val="28"/>
+          <w:szCs w:val="28"/>
+        </w:rPr>
+      </w:pPr>
+      <w:r>
+        <w:rPr>
+          <w:rFonts w:hint="eastAsia"/>
+          <w:sz w:val="28"/>
+          <w:szCs w:val="28"/>
+        </w:rPr>
+        <w:t>陈予荣||“上次在书店你告诉我，人类情感有太多非理性变量。所以我今天试着不去解构受力点，而是去感受风速、失重，以及……||0000</w:t>
+      </w:r>
+    </w:p>
+    <w:p>
+      <w:pPr>
+        <w:rPr>
+          <w:rFonts w:hint="eastAsia"/>
+          <w:sz w:val="28"/>
+          <w:szCs w:val="28"/>
+        </w:rPr>
+      </w:pPr>
+    </w:p>
+    <w:p>
+      <w:pPr>
+        <w:rPr>
+          <w:rFonts w:hint="eastAsia"/>
+          <w:sz w:val="28"/>
+          <w:szCs w:val="28"/>
+        </w:rPr>
+      </w:pPr>
+      <w:r>
+        <w:rPr>
+          <w:rFonts w:hint="eastAsia"/>
+          <w:sz w:val="28"/>
+          <w:szCs w:val="28"/>
+        </w:rPr>
+        <w:t>||他目光下垂，落在了你刚才被他紧紧抓过的手腕上||</w:t>
+      </w:r>
+    </w:p>
+    <w:p>
+      <w:pPr>
+        <w:rPr>
+          <w:rFonts w:hint="eastAsia"/>
+          <w:sz w:val="28"/>
+          <w:szCs w:val="28"/>
+        </w:rPr>
+      </w:pPr>
+    </w:p>
+    <w:p>
+      <w:pPr>
+        <w:rPr>
+          <w:rFonts w:hint="eastAsia"/>
+          <w:sz w:val="28"/>
+          <w:szCs w:val="28"/>
+        </w:rPr>
+      </w:pPr>
+      <w:r>
+        <w:rPr>
+          <w:rFonts w:hint="eastAsia"/>
+          <w:sz w:val="28"/>
+          <w:szCs w:val="28"/>
+        </w:rPr>
+        <w:t>陈予荣||“感受绝对失控下，生理爆发的恐惧……和想要依靠本能。”||0000</w:t>
+      </w:r>
+    </w:p>
+    <w:p>
+      <w:pPr>
+        <w:rPr>
+          <w:rFonts w:hint="eastAsia"/>
+          <w:sz w:val="28"/>
+          <w:szCs w:val="28"/>
+        </w:rPr>
+      </w:pPr>
+    </w:p>
+    <w:p>
+      <w:pPr>
+        <w:rPr>
+          <w:rFonts w:hint="eastAsia"/>
+          <w:sz w:val="28"/>
+          <w:szCs w:val="28"/>
+        </w:rPr>
+      </w:pPr>
+      <w:r>
+        <w:rPr>
+          <w:rFonts w:hint="eastAsia"/>
+          <w:sz w:val="28"/>
+          <w:szCs w:val="28"/>
+        </w:rPr>
+        <w:t>陈予荣||“脱离了数据掌控确实让人恐慌，但我并不排斥这种失控的真实感。”||0000</w:t>
+      </w:r>
+    </w:p>
+    <w:p>
+      <w:pPr>
+        <w:rPr>
+          <w:rFonts w:hint="eastAsia"/>
+          <w:sz w:val="28"/>
+          <w:szCs w:val="28"/>
+        </w:rPr>
+      </w:pPr>
+    </w:p>
+    <w:p>
+      <w:pPr>
+        <w:rPr>
+          <w:rFonts w:hint="eastAsia"/>
+          <w:sz w:val="28"/>
+          <w:szCs w:val="28"/>
+        </w:rPr>
+      </w:pPr>
+      <w:r>
+        <w:rPr>
+          <w:rFonts w:hint="eastAsia"/>
+          <w:sz w:val="28"/>
+          <w:szCs w:val="28"/>
+        </w:rPr>
+        <w:t>陈予荣||“我甚至开始好奇，如果我放弃死板的公式，顺应这种本能，</w:t>
+      </w:r>
+      <w:r>
+        <w:rPr>
+          <w:rFonts w:hint="eastAsia"/>
+          <w:sz w:val="28"/>
+          <w:szCs w:val="28"/>
+          <w:lang w:val="en-US" w:eastAsia="zh-CN"/>
+        </w:rPr>
+        <w:t>我会变成什么样子。</w:t>
+      </w:r>
+      <w:r>
+        <w:rPr>
+          <w:rFonts w:hint="eastAsia"/>
+          <w:sz w:val="28"/>
+          <w:szCs w:val="28"/>
+        </w:rPr>
+        <w:t>”||0000</w:t>
+      </w:r>
+    </w:p>
+    <w:p>
+      <w:pPr>
+        <w:rPr>
+          <w:rFonts w:hint="eastAsia"/>
+          <w:sz w:val="28"/>
+          <w:szCs w:val="28"/>
+        </w:rPr>
+      </w:pPr>
+    </w:p>
+    <w:p>
+      <w:pPr>
+        <w:rPr>
+          <w:rFonts w:hint="eastAsia"/>
+          <w:sz w:val="28"/>
+          <w:szCs w:val="28"/>
+        </w:rPr>
+      </w:pPr>
+      <w:r>
+        <w:rPr>
+          <w:rFonts w:hint="eastAsia"/>
+          <w:sz w:val="28"/>
+          <w:szCs w:val="28"/>
+        </w:rPr>
+        <w:t>【抉择选项】肯定改变，引导探索</w:t>
+      </w:r>
+    </w:p>
+    <w:p>
+      <w:pPr>
+        <w:rPr>
+          <w:rFonts w:hint="eastAsia"/>
+          <w:sz w:val="28"/>
+          <w:szCs w:val="28"/>
+          <w:lang w:val="en-US" w:eastAsia="zh-CN"/>
+        </w:rPr>
+      </w:pPr>
+      <w:r>
+        <w:rPr>
+          <w:rFonts w:hint="eastAsia"/>
+          <w:sz w:val="28"/>
+          <w:szCs w:val="28"/>
+        </w:rPr>
+        <w:t>||你看着他微红的眼角，没有去刻意调侃他刚才的失控</w:t>
+      </w:r>
+      <w:r>
+        <w:rPr>
+          <w:rFonts w:hint="eastAsia"/>
+          <w:sz w:val="28"/>
+          <w:szCs w:val="28"/>
+          <w:lang w:val="en-US" w:eastAsia="zh-CN"/>
+        </w:rPr>
+        <w:t>||</w:t>
+      </w:r>
+    </w:p>
+    <w:p>
+      <w:pPr>
+        <w:rPr>
+          <w:rFonts w:hint="eastAsia"/>
+          <w:sz w:val="28"/>
+          <w:szCs w:val="28"/>
+          <w:lang w:val="en-US" w:eastAsia="zh-CN"/>
+        </w:rPr>
+      </w:pPr>
+    </w:p>
+    <w:p>
+      <w:pPr>
+        <w:rPr>
+          <w:rFonts w:hint="eastAsia"/>
+          <w:sz w:val="28"/>
+          <w:szCs w:val="28"/>
+        </w:rPr>
+      </w:pPr>
+      <w:r>
+        <w:rPr>
+          <w:rFonts w:hint="eastAsia"/>
+          <w:sz w:val="28"/>
+          <w:szCs w:val="28"/>
+          <w:lang w:val="en-US" w:eastAsia="zh-CN"/>
+        </w:rPr>
+        <w:t>||</w:t>
+      </w:r>
+      <w:r>
+        <w:rPr>
+          <w:rFonts w:hint="eastAsia"/>
+          <w:sz w:val="28"/>
+          <w:szCs w:val="28"/>
+        </w:rPr>
+        <w:t>作为一个擅长洞察人性的引导者，你很乐意</w:t>
+      </w:r>
+      <w:r>
+        <w:rPr>
+          <w:rFonts w:hint="eastAsia"/>
+          <w:sz w:val="28"/>
+          <w:szCs w:val="28"/>
+          <w:lang w:val="en-US" w:eastAsia="zh-CN"/>
+        </w:rPr>
+        <w:t>引导懵懂者认识并成为更好的自己</w:t>
+      </w:r>
+      <w:r>
+        <w:rPr>
+          <w:rFonts w:hint="eastAsia"/>
+          <w:sz w:val="28"/>
+          <w:szCs w:val="28"/>
+        </w:rPr>
+        <w:t>||</w:t>
+      </w:r>
+    </w:p>
+    <w:p>
+      <w:pPr>
+        <w:rPr>
+          <w:rFonts w:hint="eastAsia"/>
+          <w:sz w:val="28"/>
+          <w:szCs w:val="28"/>
+        </w:rPr>
+      </w:pPr>
+    </w:p>
+    <w:p>
+      <w:pPr>
+        <w:rPr>
+          <w:rFonts w:hint="eastAsia"/>
+          <w:sz w:val="28"/>
+          <w:szCs w:val="28"/>
+        </w:rPr>
+      </w:pPr>
+      <w:r>
+        <w:rPr>
+          <w:rFonts w:hint="eastAsia"/>
+          <w:sz w:val="28"/>
+          <w:szCs w:val="28"/>
+        </w:rPr>
+        <w:t>女主名||“放弃死板的公式去拥抱本能，这是一个很好的开始</w:t>
+      </w:r>
+      <w:r>
+        <w:rPr>
+          <w:rFonts w:hint="eastAsia"/>
+          <w:sz w:val="28"/>
+          <w:szCs w:val="28"/>
+          <w:lang w:val="en-US" w:eastAsia="zh-CN"/>
+        </w:rPr>
+        <w:t>。</w:t>
+      </w:r>
+      <w:r>
+        <w:rPr>
+          <w:rFonts w:hint="eastAsia"/>
+          <w:sz w:val="28"/>
+          <w:szCs w:val="28"/>
+        </w:rPr>
+        <w:t>人，正是因为有了这些不可控的恐惧、脆弱和依赖，才足够鲜活。”||0000</w:t>
+      </w:r>
+    </w:p>
+    <w:p>
+      <w:pPr>
+        <w:rPr>
+          <w:rFonts w:hint="eastAsia"/>
+          <w:sz w:val="28"/>
+          <w:szCs w:val="28"/>
+        </w:rPr>
+      </w:pPr>
+    </w:p>
+    <w:p>
+      <w:pPr>
+        <w:rPr>
+          <w:rFonts w:hint="eastAsia"/>
+          <w:sz w:val="28"/>
+          <w:szCs w:val="28"/>
+        </w:rPr>
+      </w:pPr>
+      <w:r>
+        <w:rPr>
+          <w:rFonts w:hint="eastAsia"/>
+          <w:sz w:val="28"/>
+          <w:szCs w:val="28"/>
+        </w:rPr>
+        <w:t>||你语气温和，带着一种人生导师般的包容与肯定，给予了他</w:t>
+      </w:r>
+      <w:r>
+        <w:rPr>
+          <w:rFonts w:hint="eastAsia"/>
+          <w:sz w:val="28"/>
+          <w:szCs w:val="28"/>
+          <w:lang w:val="en-US" w:eastAsia="zh-CN"/>
+        </w:rPr>
+        <w:t>此刻</w:t>
+      </w:r>
+      <w:r>
+        <w:rPr>
+          <w:rFonts w:hint="eastAsia"/>
+          <w:sz w:val="28"/>
+          <w:szCs w:val="28"/>
+        </w:rPr>
+        <w:t>最需要的</w:t>
+      </w:r>
+      <w:r>
+        <w:rPr>
+          <w:rFonts w:hint="eastAsia"/>
+          <w:sz w:val="28"/>
+          <w:szCs w:val="28"/>
+          <w:lang w:val="en-US" w:eastAsia="zh-CN"/>
+        </w:rPr>
+        <w:t>回馈</w:t>
+      </w:r>
+      <w:r>
+        <w:rPr>
+          <w:rFonts w:hint="eastAsia"/>
+          <w:sz w:val="28"/>
+          <w:szCs w:val="28"/>
+        </w:rPr>
+        <w:t>||</w:t>
+      </w:r>
+    </w:p>
+    <w:p>
+      <w:pPr>
+        <w:rPr>
+          <w:rFonts w:hint="eastAsia"/>
+          <w:sz w:val="28"/>
+          <w:szCs w:val="28"/>
+        </w:rPr>
+      </w:pPr>
+    </w:p>
+    <w:p>
+      <w:pPr>
+        <w:rPr>
+          <w:rFonts w:hint="eastAsia"/>
+          <w:sz w:val="28"/>
+          <w:szCs w:val="28"/>
+        </w:rPr>
+      </w:pPr>
+      <w:r>
+        <w:rPr>
+          <w:rFonts w:hint="eastAsia"/>
+          <w:sz w:val="28"/>
+          <w:szCs w:val="28"/>
+        </w:rPr>
+        <w:t>女主名||“你不再试图掌控一切，而是允许自己失控，这证明你的认知系统正在升级。去慢慢感受吧，我很期待看到你彻底蜕变后的样子。”||0000</w:t>
+      </w:r>
+    </w:p>
+    <w:p>
+      <w:pPr>
+        <w:rPr>
+          <w:rFonts w:hint="eastAsia"/>
+          <w:sz w:val="28"/>
+          <w:szCs w:val="28"/>
+        </w:rPr>
+      </w:pPr>
+    </w:p>
+    <w:p>
+      <w:pPr>
+        <w:rPr>
+          <w:rFonts w:hint="eastAsia"/>
+          <w:sz w:val="28"/>
+          <w:szCs w:val="28"/>
+        </w:rPr>
+      </w:pPr>
+      <w:r>
+        <w:rPr>
+          <w:rFonts w:hint="eastAsia"/>
+          <w:sz w:val="28"/>
+          <w:szCs w:val="28"/>
+        </w:rPr>
+        <w:t>||面对你的肯定与引导，陈予荣的眼眸亮了几分，那份智性与精神上的双重折服，无声地落在他沉静却不再平静的眼底||</w:t>
+      </w:r>
+    </w:p>
+    <w:p>
+      <w:pPr>
+        <w:rPr>
+          <w:rFonts w:hint="eastAsia"/>
+          <w:sz w:val="28"/>
+          <w:szCs w:val="28"/>
+        </w:rPr>
+      </w:pPr>
+    </w:p>
+    <w:p>
+      <w:pPr>
+        <w:rPr>
+          <w:rFonts w:hint="default" w:eastAsiaTheme="minorEastAsia"/>
+          <w:sz w:val="28"/>
+          <w:szCs w:val="28"/>
+          <w:lang w:val="en-US" w:eastAsia="zh-CN"/>
+        </w:rPr>
+      </w:pPr>
+      <w:r>
+        <w:rPr>
+          <w:rFonts w:hint="eastAsia"/>
+          <w:sz w:val="28"/>
+          <w:szCs w:val="28"/>
+        </w:rPr>
+        <w:t>【抉择选项】</w:t>
+      </w:r>
+      <w:r>
+        <w:rPr>
+          <w:rFonts w:hint="eastAsia"/>
+          <w:sz w:val="28"/>
+          <w:szCs w:val="28"/>
+          <w:lang w:val="en-US" w:eastAsia="zh-CN"/>
+        </w:rPr>
+        <w:t>提前防止钻牛角尖</w:t>
+      </w:r>
+    </w:p>
+    <w:p>
+      <w:pPr>
+        <w:rPr>
+          <w:rFonts w:hint="eastAsia"/>
+          <w:sz w:val="28"/>
+          <w:szCs w:val="28"/>
+        </w:rPr>
+      </w:pPr>
+      <w:r>
+        <w:rPr>
+          <w:rFonts w:hint="eastAsia"/>
+          <w:sz w:val="28"/>
+          <w:szCs w:val="28"/>
+        </w:rPr>
+        <w:t>||你对他</w:t>
+      </w:r>
+      <w:r>
+        <w:rPr>
+          <w:rFonts w:hint="eastAsia"/>
+          <w:sz w:val="28"/>
+          <w:szCs w:val="28"/>
+          <w:lang w:val="en-US" w:eastAsia="zh-CN"/>
+        </w:rPr>
+        <w:t>的进步感到欣慰</w:t>
+      </w:r>
+      <w:r>
+        <w:rPr>
+          <w:rFonts w:hint="eastAsia"/>
+          <w:sz w:val="28"/>
+          <w:szCs w:val="28"/>
+          <w:lang w:eastAsia="zh-CN"/>
+        </w:rPr>
+        <w:t>，</w:t>
+      </w:r>
+      <w:r>
+        <w:rPr>
+          <w:rFonts w:hint="eastAsia"/>
+          <w:sz w:val="28"/>
+          <w:szCs w:val="28"/>
+        </w:rPr>
+        <w:t>但作为理智的观察者，你觉得有必要给他泼一盆冷水，防止他从一个极端走向另一个极端。||</w:t>
+      </w:r>
+    </w:p>
+    <w:p>
+      <w:pPr>
+        <w:rPr>
+          <w:rFonts w:hint="eastAsia"/>
+          <w:sz w:val="28"/>
+          <w:szCs w:val="28"/>
+        </w:rPr>
+      </w:pPr>
+    </w:p>
+    <w:p>
+      <w:pPr>
+        <w:rPr>
+          <w:rFonts w:hint="eastAsia"/>
+          <w:sz w:val="28"/>
+          <w:szCs w:val="28"/>
+        </w:rPr>
+      </w:pPr>
+      <w:r>
+        <w:rPr>
+          <w:rFonts w:hint="eastAsia"/>
+          <w:sz w:val="28"/>
+          <w:szCs w:val="28"/>
+        </w:rPr>
+        <w:t>女主名||“能勇于打破认知壁垒，这种实验精神值得肯定。但作为</w:t>
+      </w:r>
+      <w:r>
+        <w:rPr>
+          <w:rFonts w:hint="eastAsia"/>
+          <w:sz w:val="28"/>
+          <w:szCs w:val="28"/>
+          <w:lang w:val="en-US" w:eastAsia="zh-CN"/>
+        </w:rPr>
+        <w:t>旁观者</w:t>
+      </w:r>
+      <w:r>
+        <w:rPr>
+          <w:rFonts w:hint="eastAsia"/>
+          <w:sz w:val="28"/>
+          <w:szCs w:val="28"/>
+        </w:rPr>
+        <w:t>，我得提醒你一句。”||0000</w:t>
+      </w:r>
+    </w:p>
+    <w:p>
+      <w:pPr>
+        <w:rPr>
+          <w:rFonts w:hint="eastAsia"/>
+          <w:sz w:val="28"/>
+          <w:szCs w:val="28"/>
+        </w:rPr>
+      </w:pPr>
+    </w:p>
+    <w:p>
+      <w:pPr>
+        <w:rPr>
+          <w:rFonts w:hint="default"/>
+          <w:sz w:val="28"/>
+          <w:szCs w:val="28"/>
+          <w:lang w:val="en-US" w:eastAsia="zh-CN"/>
+        </w:rPr>
+      </w:pPr>
+      <w:r>
+        <w:rPr>
+          <w:rFonts w:hint="eastAsia"/>
+          <w:sz w:val="28"/>
+          <w:szCs w:val="28"/>
+        </w:rPr>
+        <w:t>女主名||“偶尔顺应本能可以释放压力，但不要彻底被它支配</w:t>
+      </w:r>
+      <w:r>
+        <w:rPr>
+          <w:rFonts w:hint="eastAsia"/>
+          <w:sz w:val="28"/>
+          <w:szCs w:val="28"/>
+          <w:lang w:val="en-US" w:eastAsia="zh-CN"/>
+        </w:rPr>
+        <w:t>||0000</w:t>
+      </w:r>
+    </w:p>
+    <w:p>
+      <w:pPr>
+        <w:rPr>
+          <w:rFonts w:hint="eastAsia"/>
+          <w:sz w:val="28"/>
+          <w:szCs w:val="28"/>
+          <w:lang w:val="en-US" w:eastAsia="zh-CN"/>
+        </w:rPr>
+      </w:pPr>
+    </w:p>
+    <w:p>
+      <w:pPr>
+        <w:rPr>
+          <w:rFonts w:hint="eastAsia"/>
+          <w:sz w:val="28"/>
+          <w:szCs w:val="28"/>
+        </w:rPr>
+      </w:pPr>
+      <w:r>
+        <w:rPr>
+          <w:rFonts w:hint="eastAsia"/>
+          <w:sz w:val="28"/>
+          <w:szCs w:val="28"/>
+          <w:lang w:val="en-US" w:eastAsia="zh-CN"/>
+        </w:rPr>
+        <w:t>女主名||</w:t>
+      </w:r>
+      <w:r>
+        <w:rPr>
+          <w:rFonts w:hint="eastAsia"/>
+          <w:sz w:val="28"/>
+          <w:szCs w:val="28"/>
+        </w:rPr>
+        <w:t>过山车这种极端失重的环境，会让人分泌大量肾上腺素，这是一种极具欺骗性的生理唤醒。”||0000</w:t>
+      </w:r>
+    </w:p>
+    <w:p>
+      <w:pPr>
+        <w:rPr>
+          <w:rFonts w:hint="eastAsia"/>
+          <w:sz w:val="28"/>
+          <w:szCs w:val="28"/>
+        </w:rPr>
+      </w:pPr>
+    </w:p>
+    <w:p>
+      <w:pPr>
+        <w:rPr>
+          <w:rFonts w:hint="eastAsia"/>
+          <w:sz w:val="28"/>
+          <w:szCs w:val="28"/>
+          <w:lang w:val="en-US" w:eastAsia="zh-CN"/>
+        </w:rPr>
+      </w:pPr>
+      <w:r>
+        <w:rPr>
+          <w:rFonts w:hint="eastAsia"/>
+          <w:sz w:val="28"/>
+          <w:szCs w:val="28"/>
+        </w:rPr>
+        <w:t>女主名||“不要把你为了抵抗重力而产生的本能求生欲，错当成可以颠覆你人生架构的唯一真理</w:t>
+      </w:r>
+      <w:r>
+        <w:rPr>
+          <w:rFonts w:hint="eastAsia"/>
+          <w:sz w:val="28"/>
+          <w:szCs w:val="28"/>
+          <w:lang w:val="en-US" w:eastAsia="zh-CN"/>
+        </w:rPr>
+        <w:t>||0000</w:t>
+      </w:r>
+    </w:p>
+    <w:p>
+      <w:pPr>
+        <w:rPr>
+          <w:rFonts w:hint="eastAsia"/>
+          <w:sz w:val="28"/>
+          <w:szCs w:val="28"/>
+          <w:lang w:val="en-US" w:eastAsia="zh-CN"/>
+        </w:rPr>
+      </w:pPr>
+    </w:p>
+    <w:p>
+      <w:pPr>
+        <w:rPr>
+          <w:rFonts w:hint="eastAsia"/>
+          <w:sz w:val="28"/>
+          <w:szCs w:val="28"/>
+        </w:rPr>
+      </w:pPr>
+      <w:r>
+        <w:rPr>
+          <w:rFonts w:hint="eastAsia"/>
+          <w:sz w:val="28"/>
+          <w:szCs w:val="28"/>
+          <w:lang w:val="en-US" w:eastAsia="zh-CN"/>
+        </w:rPr>
+        <w:t>女主名||贸然</w:t>
+      </w:r>
+      <w:r>
+        <w:rPr>
+          <w:rFonts w:hint="eastAsia"/>
+          <w:sz w:val="28"/>
+          <w:szCs w:val="28"/>
+        </w:rPr>
+        <w:t>丢掉所有理智的公式，你可能会摔得很惨。”||0000</w:t>
+      </w:r>
+    </w:p>
+    <w:p>
+      <w:pPr>
+        <w:rPr>
+          <w:rFonts w:hint="eastAsia"/>
+          <w:sz w:val="28"/>
+          <w:szCs w:val="28"/>
+        </w:rPr>
+      </w:pPr>
+    </w:p>
+    <w:p>
+      <w:pPr>
+        <w:rPr>
+          <w:rFonts w:hint="eastAsia"/>
+          <w:sz w:val="28"/>
+          <w:szCs w:val="28"/>
+        </w:rPr>
+      </w:pPr>
+      <w:r>
+        <w:rPr>
+          <w:rFonts w:hint="eastAsia"/>
+          <w:sz w:val="28"/>
+          <w:szCs w:val="28"/>
+        </w:rPr>
+        <w:t>||你这番导师般严苛的</w:t>
+      </w:r>
+      <w:r>
+        <w:rPr>
+          <w:rFonts w:hint="eastAsia"/>
+          <w:sz w:val="28"/>
+          <w:szCs w:val="28"/>
+          <w:lang w:val="en-US" w:eastAsia="zh-CN"/>
+        </w:rPr>
+        <w:t>言论</w:t>
+      </w:r>
+      <w:r>
+        <w:rPr>
+          <w:rFonts w:hint="eastAsia"/>
+          <w:sz w:val="28"/>
+          <w:szCs w:val="28"/>
+        </w:rPr>
+        <w:t>，让陈予荣身体一僵。他眼底翻涌的波澜被强行压抑，化作一声沉闷却透着执拗的自嘲||</w:t>
+      </w:r>
+    </w:p>
+    <w:p>
+      <w:pPr>
+        <w:rPr>
+          <w:rFonts w:hint="eastAsia"/>
+          <w:sz w:val="28"/>
+          <w:szCs w:val="28"/>
+        </w:rPr>
+      </w:pPr>
+    </w:p>
+    <w:p>
+      <w:pPr>
+        <w:rPr>
+          <w:rFonts w:hint="eastAsia"/>
+          <w:sz w:val="28"/>
+          <w:szCs w:val="28"/>
+        </w:rPr>
+      </w:pPr>
+      <w:r>
+        <w:rPr>
+          <w:rFonts w:hint="eastAsia"/>
+          <w:sz w:val="28"/>
+          <w:szCs w:val="28"/>
+        </w:rPr>
+        <w:t>陈予荣||“你总是能指出实验里的干扰项</w:t>
+      </w:r>
+      <w:r>
+        <w:rPr>
+          <w:rFonts w:hint="eastAsia"/>
+          <w:sz w:val="28"/>
+          <w:szCs w:val="28"/>
+          <w:lang w:eastAsia="zh-CN"/>
+        </w:rPr>
+        <w:t>，</w:t>
+      </w:r>
+      <w:r>
+        <w:rPr>
+          <w:rFonts w:hint="eastAsia"/>
+          <w:sz w:val="28"/>
+          <w:szCs w:val="28"/>
+        </w:rPr>
+        <w:t>连我的本能反应，都能被你解构成生理学上的欺骗。”||0000</w:t>
+      </w:r>
+    </w:p>
+    <w:p>
+      <w:pPr>
+        <w:rPr>
+          <w:rFonts w:hint="eastAsia"/>
+          <w:sz w:val="28"/>
+          <w:szCs w:val="28"/>
+        </w:rPr>
+      </w:pPr>
+    </w:p>
+    <w:p>
+      <w:pPr>
+        <w:rPr>
+          <w:rFonts w:hint="eastAsia"/>
+          <w:sz w:val="28"/>
+          <w:szCs w:val="28"/>
+        </w:rPr>
+      </w:pPr>
+      <w:r>
+        <w:rPr>
+          <w:rFonts w:hint="eastAsia"/>
+          <w:sz w:val="28"/>
+          <w:szCs w:val="28"/>
+        </w:rPr>
+        <w:t>||他重新坐直了身体，</w:t>
+      </w:r>
+      <w:r>
+        <w:rPr>
+          <w:rFonts w:hint="eastAsia"/>
+          <w:sz w:val="28"/>
+          <w:szCs w:val="28"/>
+          <w:lang w:val="en-US" w:eastAsia="zh-CN"/>
+        </w:rPr>
+        <w:t>目光因你的严厉更加坚定</w:t>
+      </w:r>
       <w:r>
         <w:rPr>
           <w:rFonts w:hint="eastAsia"/>
@@ -2212,7 +2203,7 @@
     <w:lsdException w:unhideWhenUsed="0" w:uiPriority="0" w:semiHidden="0" w:name="Document Map"/>
     <w:lsdException w:unhideWhenUsed="0" w:uiPriority="0" w:semiHidden="0" w:name="Plain Text"/>
     <w:lsdException w:unhideWhenUsed="0" w:uiPriority="0" w:semiHidden="0" w:name="E-mail Signature"/>
-    <w:lsdException w:unhideWhenUsed="0" w:uiPriority="0" w:semiHidden="0" w:name="Normal (Web)"/>
+    <w:lsdException w:qFormat="1" w:unhideWhenUsed="0" w:uiPriority="0" w:semiHidden="0" w:name="Normal (Web)"/>
     <w:lsdException w:unhideWhenUsed="0" w:uiPriority="0" w:semiHidden="0" w:name="HTML Acronym"/>
     <w:lsdException w:unhideWhenUsed="0" w:uiPriority="0" w:semiHidden="0" w:name="HTML Address"/>
     <w:lsdException w:unhideWhenUsed="0" w:uiPriority="0" w:semiHidden="0" w:name="HTML Cite"/>
@@ -2448,6 +2439,7 @@
   <w:style w:type="paragraph" w:styleId="4">
     <w:name w:val="Normal (Web)"/>
     <w:basedOn w:val="1"/>
+    <w:qFormat/>
     <w:uiPriority w:val="0"/>
     <w:pPr>
       <w:spacing w:before="0" w:beforeAutospacing="1" w:after="0" w:afterAutospacing="1"/>
@@ -2463,6 +2455,7 @@
   <w:style w:type="character" w:customStyle="1" w:styleId="7">
     <w:name w:val="标题 1 Char"/>
     <w:link w:val="2"/>
+    <w:qFormat/>
     <w:uiPriority w:val="0"/>
     <w:rPr>
       <w:b/>
